--- a/spa/docx/43.content.docx
+++ b/spa/docx/43.content.docx
@@ -19,7 +19,7 @@
         <w:rPr>
           <w:lang w:val="es_ES" w:bidi="es_ES"/>
         </w:rPr>
-        <w:t>Resource: Notas de Estudio - Introducciones a los Libros (Tyndale)</w:t>
+        <w:t>Resource: Tyndale Open Study Notes</w:t>
       </w:r>
       <w:r>
         <w:rPr>
@@ -112,7 +112,7 @@
         <w:rPr>
           <w:lang w:val="es_ES" w:bidi="es_ES"/>
         </w:rPr>
-        <w:t>Notas de Estudio - Introducciones a los Libros (Tyndale)</w:t>
+        <w:t>Tyndale Open Study Notes</w:t>
       </w:r>
     </w:p>
     <w:p>

--- a/spa/docx/43.content.docx
+++ b/spa/docx/43.content.docx
@@ -19,7 +19,7 @@
         <w:rPr>
           <w:lang w:val="es_ES" w:bidi="es_ES"/>
         </w:rPr>
-        <w:t>Resource: Tyndale Open Study Notes</w:t>
+        <w:t>Resource: Aquifer Open Study Notes (Book Intros)</w:t>
       </w:r>
       <w:r>
         <w:rPr>
@@ -112,7 +112,7 @@
         <w:rPr>
           <w:lang w:val="es_ES" w:bidi="es_ES"/>
         </w:rPr>
-        <w:t>Tyndale Open Study Notes</w:t>
+        <w:t>Aquifer Open Study Notes (Book Intros)</w:t>
       </w:r>
     </w:p>
     <w:p>

--- a/spa/docx/43.content.docx
+++ b/spa/docx/43.content.docx
@@ -272,72 +272,48 @@
         </w:rPr>
         <w:t>El deseo de Juan, por encima de todo, era que sus seguidores creyeran que Jesucristo es el Hijo de Dios (</w:t>
       </w:r>
-      <w:hyperlink r:id="rId13">
-        <w:r>
-          <w:rPr>
-            <w:lang w:val="es_ES" w:bidi="es_ES"/>
-          </w:rPr>
-          <w:rPr>
-            <w:color w:val="0000EE"/>
-            <w:u w:val="single"/>
-          </w:rPr>
-          <w:t>Juan 20.31</w:t>
-        </w:r>
-      </w:hyperlink>
+      <w:r>
+        <w:rPr>
+          <w:lang w:val="es_ES" w:bidi="es_ES"/>
+        </w:rPr>
+        <w:t>Juan 20.31</w:t>
+      </w:r>
       <w:r>
         <w:rPr>
           <w:lang w:val="es_ES" w:bidi="es_ES"/>
         </w:rPr>
         <w:t>). Se dio cuenta de que ellos no habían tenido el privilegio de ver las muchas señales y milagros de Jesús como él (</w:t>
       </w:r>
-      <w:hyperlink r:id="rId14">
-        <w:r>
-          <w:rPr>
-            <w:lang w:val="es_ES" w:bidi="es_ES"/>
-          </w:rPr>
-          <w:rPr>
-            <w:color w:val="0000EE"/>
-            <w:u w:val="single"/>
-          </w:rPr>
-          <w:t>Juan 20.29</w:t>
-        </w:r>
-      </w:hyperlink>
+      <w:r>
+        <w:rPr>
+          <w:lang w:val="es_ES" w:bidi="es_ES"/>
+        </w:rPr>
+        <w:t>Juan 20.29</w:t>
+      </w:r>
       <w:r>
         <w:rPr>
           <w:lang w:val="es_ES" w:bidi="es_ES"/>
         </w:rPr>
         <w:t>). La autoridad y la profunda experiencia de Juan con Jesús resuenan en cada historia que contó. Como testigo ocular de la vida de Jesús (</w:t>
       </w:r>
-      <w:hyperlink r:id="rId15">
-        <w:r>
-          <w:rPr>
-            <w:lang w:val="es_ES" w:bidi="es_ES"/>
-          </w:rPr>
-          <w:rPr>
-            <w:color w:val="0000EE"/>
-            <w:u w:val="single"/>
-          </w:rPr>
-          <w:t>Juan 19.35</w:t>
-        </w:r>
-      </w:hyperlink>
+      <w:r>
+        <w:rPr>
+          <w:lang w:val="es_ES" w:bidi="es_ES"/>
+        </w:rPr>
+        <w:t>Juan 19.35</w:t>
+      </w:r>
       <w:r>
         <w:rPr>
           <w:lang w:val="es_ES" w:bidi="es_ES"/>
         </w:rPr>
         <w:t xml:space="preserve">), Juan había oído, visto y tocado al Verbo de vida (ver </w:t>
       </w:r>
-      <w:hyperlink r:id="rId16">
-        <w:r>
-          <w:rPr>
-            <w:lang w:val="es_ES" w:bidi="es_ES"/>
-          </w:rPr>
-          <w:rPr>
-            <w:color w:val="0000EE"/>
-            <w:u w:val="single"/>
-          </w:rPr>
-          <w:t>1 Jn 1.1–4</w:t>
-        </w:r>
-      </w:hyperlink>
+      <w:r>
+        <w:rPr>
+          <w:lang w:val="es_ES" w:bidi="es_ES"/>
+        </w:rPr>
+        <w:t>1 Jn 1.1–4</w:t>
+      </w:r>
       <w:r>
         <w:rPr>
           <w:lang w:val="es_ES" w:bidi="es_ES"/>
@@ -372,54 +348,36 @@
         </w:rPr>
         <w:t xml:space="preserve">Las tensiones crecieron. A medida que las pequeñas iglesias crecieron junto a las sinagogas, más judíos se convirtieron. La oposición a los creyentes cristianos era inevitable. Pero Juan se mantuvo junto a la iglesia durante la terrible persecución y conflicto. Cuando parecía que la lucha de la incipiente iglesia con la prestigiosa comunidad de la sinagoga los abrumaría, Juan dio testimonio valientemente del ministerio de Jesucristo. Cuando falsos maestros trajeron controversia y conflicto interno a la iglesia, Juan nuevamente dio fuerza a la comunidad. Escribiendo cartas para animar y exhortar (ver </w:t>
       </w:r>
-      <w:hyperlink r:id="rId17">
-        <w:r>
-          <w:rPr>
-            <w:lang w:val="es_ES" w:bidi="es_ES"/>
-          </w:rPr>
-          <w:rPr>
-            <w:color w:val="0000EE"/>
-            <w:u w:val="single"/>
-          </w:rPr>
-          <w:t>1</w:t>
-        </w:r>
-      </w:hyperlink>
+      <w:r>
+        <w:rPr>
+          <w:lang w:val="es_ES" w:bidi="es_ES"/>
+        </w:rPr>
+        <w:t>1</w:t>
+      </w:r>
       <w:r>
         <w:rPr>
           <w:lang w:val="es_ES" w:bidi="es_ES"/>
         </w:rPr>
         <w:t xml:space="preserve">, </w:t>
       </w:r>
-      <w:hyperlink r:id="rId18">
-        <w:r>
-          <w:rPr>
-            <w:lang w:val="es_ES" w:bidi="es_ES"/>
-          </w:rPr>
-          <w:rPr>
-            <w:color w:val="0000EE"/>
-            <w:u w:val="single"/>
-          </w:rPr>
-          <w:t>2</w:t>
-        </w:r>
-      </w:hyperlink>
+      <w:r>
+        <w:rPr>
+          <w:lang w:val="es_ES" w:bidi="es_ES"/>
+        </w:rPr>
+        <w:t>2</w:t>
+      </w:r>
       <w:r>
         <w:rPr>
           <w:lang w:val="es_ES" w:bidi="es_ES"/>
         </w:rPr>
         <w:t xml:space="preserve"> y </w:t>
       </w:r>
-      <w:hyperlink r:id="rId19">
-        <w:r>
-          <w:rPr>
-            <w:lang w:val="es_ES" w:bidi="es_ES"/>
-          </w:rPr>
-          <w:rPr>
-            <w:color w:val="0000EE"/>
-            <w:u w:val="single"/>
-          </w:rPr>
-          <w:t>3 Juan</w:t>
-        </w:r>
-      </w:hyperlink>
+      <w:r>
+        <w:rPr>
+          <w:lang w:val="es_ES" w:bidi="es_ES"/>
+        </w:rPr>
+        <w:t>3 Juan</w:t>
+      </w:r>
       <w:r>
         <w:rPr>
           <w:lang w:val="es_ES" w:bidi="es_ES"/>
@@ -465,36 +423,24 @@
         </w:rPr>
         <w:t xml:space="preserve">Juan dividió su Evangelio en dos secciones principales, que comprenden los </w:t>
       </w:r>
-      <w:hyperlink r:id="rId20">
-        <w:r>
-          <w:rPr>
-            <w:lang w:val="es_ES" w:bidi="es_ES"/>
-          </w:rPr>
-          <w:rPr>
-            <w:color w:val="0000EE"/>
-            <w:u w:val="single"/>
-          </w:rPr>
-          <w:t>capítulos 1–12</w:t>
-        </w:r>
-      </w:hyperlink>
+      <w:r>
+        <w:rPr>
+          <w:lang w:val="es_ES" w:bidi="es_ES"/>
+        </w:rPr>
+        <w:t>capítulos 1–12</w:t>
+      </w:r>
       <w:r>
         <w:rPr>
           <w:lang w:val="es_ES" w:bidi="es_ES"/>
         </w:rPr>
         <w:t xml:space="preserve"> y los </w:t>
       </w:r>
-      <w:hyperlink r:id="rId21">
-        <w:r>
-          <w:rPr>
-            <w:lang w:val="es_ES" w:bidi="es_ES"/>
-          </w:rPr>
-          <w:rPr>
-            <w:color w:val="0000EE"/>
-            <w:u w:val="single"/>
-          </w:rPr>
-          <w:t>capítulos 13–21</w:t>
-        </w:r>
-      </w:hyperlink>
+      <w:r>
+        <w:rPr>
+          <w:lang w:val="es_ES" w:bidi="es_ES"/>
+        </w:rPr>
+        <w:t>capítulos 13–21</w:t>
+      </w:r>
       <w:r>
         <w:rPr>
           <w:lang w:val="es_ES" w:bidi="es_ES"/>
@@ -515,54 +461,36 @@
         </w:rPr>
         <w:t>Capítulos 1–12. El prólogo del Evangelio (</w:t>
       </w:r>
-      <w:hyperlink r:id="rId22">
-        <w:r>
-          <w:rPr>
-            <w:lang w:val="es_ES" w:bidi="es_ES"/>
-          </w:rPr>
-          <w:rPr>
-            <w:color w:val="0000EE"/>
-            <w:u w:val="single"/>
-          </w:rPr>
-          <w:t>1.1–18</w:t>
-        </w:r>
-      </w:hyperlink>
+      <w:r>
+        <w:rPr>
+          <w:lang w:val="es_ES" w:bidi="es_ES"/>
+        </w:rPr>
+        <w:t>1.1–18</w:t>
+      </w:r>
       <w:r>
         <w:rPr>
           <w:lang w:val="es_ES" w:bidi="es_ES"/>
         </w:rPr>
         <w:t>) resume hábilmente la entrada de la Palabra de Dios en el mundo. Jesús fue bautizado y llamó a sus primeros seguidores (</w:t>
       </w:r>
-      <w:hyperlink r:id="rId23">
-        <w:r>
-          <w:rPr>
-            <w:lang w:val="es_ES" w:bidi="es_ES"/>
-          </w:rPr>
-          <w:rPr>
-            <w:color w:val="0000EE"/>
-            <w:u w:val="single"/>
-          </w:rPr>
-          <w:t>1.19–51</w:t>
-        </w:r>
-      </w:hyperlink>
+      <w:r>
+        <w:rPr>
+          <w:lang w:val="es_ES" w:bidi="es_ES"/>
+        </w:rPr>
+        <w:t>1.19–51</w:t>
+      </w:r>
       <w:r>
         <w:rPr>
           <w:lang w:val="es_ES" w:bidi="es_ES"/>
         </w:rPr>
         <w:t>). Luego, una serie de eventos notables (</w:t>
       </w:r>
-      <w:hyperlink r:id="rId24">
-        <w:r>
-          <w:rPr>
-            <w:lang w:val="es_ES" w:bidi="es_ES"/>
-          </w:rPr>
-          <w:rPr>
-            <w:color w:val="0000EE"/>
-            <w:u w:val="single"/>
-          </w:rPr>
-          <w:t>capítulos 2–4</w:t>
-        </w:r>
-      </w:hyperlink>
+      <w:r>
+        <w:rPr>
+          <w:lang w:val="es_ES" w:bidi="es_ES"/>
+        </w:rPr>
+        <w:t>capítulos 2–4</w:t>
+      </w:r>
       <w:r>
         <w:rPr>
           <w:lang w:val="es_ES" w:bidi="es_ES"/>
@@ -583,18 +511,12 @@
         </w:rPr>
         <w:t>En la siguiente sección (</w:t>
       </w:r>
-      <w:hyperlink r:id="rId25">
-        <w:r>
-          <w:rPr>
-            <w:lang w:val="es_ES" w:bidi="es_ES"/>
-          </w:rPr>
-          <w:rPr>
-            <w:color w:val="0000EE"/>
-            <w:u w:val="single"/>
-          </w:rPr>
-          <w:t>caps 5–10</w:t>
-        </w:r>
-      </w:hyperlink>
+      <w:r>
+        <w:rPr>
+          <w:lang w:val="es_ES" w:bidi="es_ES"/>
+        </w:rPr>
+        <w:t>caps 5–10</w:t>
+      </w:r>
       <w:r>
         <w:rPr>
           <w:lang w:val="es_ES" w:bidi="es_ES"/>
@@ -615,36 +537,24 @@
         </w:rPr>
         <w:t>Luego Jesús comenzó a prepararse para su muerte y resurrección. Juan describe la llegada de Jesús a Betania, un pueblo al este de Jerusalén (</w:t>
       </w:r>
-      <w:hyperlink r:id="rId26">
-        <w:r>
-          <w:rPr>
-            <w:lang w:val="es_ES" w:bidi="es_ES"/>
-          </w:rPr>
-          <w:rPr>
-            <w:color w:val="0000EE"/>
-            <w:u w:val="single"/>
-          </w:rPr>
-          <w:t>cap 11</w:t>
-        </w:r>
-      </w:hyperlink>
+      <w:r>
+        <w:rPr>
+          <w:lang w:val="es_ES" w:bidi="es_ES"/>
+        </w:rPr>
+        <w:t>cap 11</w:t>
+      </w:r>
       <w:r>
         <w:rPr>
           <w:lang w:val="es_ES" w:bidi="es_ES"/>
         </w:rPr>
         <w:t>). Su amigo Lázaro había muerto, y Jesús lo resucitó. Después de este evento notable, Jesús hizo su último llamado público al mundo para que creyeran en él y en su misión (</w:t>
       </w:r>
-      <w:hyperlink r:id="rId27">
-        <w:r>
-          <w:rPr>
-            <w:lang w:val="es_ES" w:bidi="es_ES"/>
-          </w:rPr>
-          <w:rPr>
-            <w:color w:val="0000EE"/>
-            <w:u w:val="single"/>
-          </w:rPr>
-          <w:t>cap 12</w:t>
-        </w:r>
-      </w:hyperlink>
+      <w:r>
+        <w:rPr>
+          <w:lang w:val="es_ES" w:bidi="es_ES"/>
+        </w:rPr>
+        <w:t>cap 12</w:t>
+      </w:r>
       <w:r>
         <w:rPr>
           <w:lang w:val="es_ES" w:bidi="es_ES"/>
@@ -665,18 +575,12 @@
         </w:rPr>
         <w:t>Capítulos 13–21. Juan centra su narrativa en la muerte y resurrección de Jesús, recordando a los lectores que la cruz no es una señal de desesperación sino una imagen de gloria. Jesús estaba regresando al Padre y necesitaba preparar a sus discípulos para su partida. En su última cena de Pascua, Jesús reveló a sus discípulos las cosas más profundas de su corazón (</w:t>
       </w:r>
-      <w:hyperlink r:id="rId28">
-        <w:r>
-          <w:rPr>
-            <w:lang w:val="es_ES" w:bidi="es_ES"/>
-          </w:rPr>
-          <w:rPr>
-            <w:color w:val="0000EE"/>
-            <w:u w:val="single"/>
-          </w:rPr>
-          <w:t>chs 13–17</w:t>
-        </w:r>
-      </w:hyperlink>
+      <w:r>
+        <w:rPr>
+          <w:lang w:val="es_ES" w:bidi="es_ES"/>
+        </w:rPr>
+        <w:t>chs 13–17</w:t>
+      </w:r>
       <w:r>
         <w:rPr>
           <w:lang w:val="es_ES" w:bidi="es_ES"/>
@@ -697,36 +601,24 @@
         </w:rPr>
         <w:t>Después de este banquete de Pascua, Jesús llevó a sus seguidores al este de la ciudad y cruzó un valle hasta un olivar llamado Getsemaní (</w:t>
       </w:r>
-      <w:hyperlink r:id="rId29">
-        <w:r>
-          <w:rPr>
-            <w:lang w:val="es_ES" w:bidi="es_ES"/>
-          </w:rPr>
-          <w:rPr>
-            <w:color w:val="0000EE"/>
-            <w:u w:val="single"/>
-          </w:rPr>
-          <w:t>cap 18</w:t>
-        </w:r>
-      </w:hyperlink>
+      <w:r>
+        <w:rPr>
+          <w:lang w:val="es_ES" w:bidi="es_ES"/>
+        </w:rPr>
+        <w:t>cap 18</w:t>
+      </w:r>
       <w:r>
         <w:rPr>
           <w:lang w:val="es_ES" w:bidi="es_ES"/>
         </w:rPr>
         <w:t>). Judas, quien había acordado traicionar a Jesús, pronto apareció con un gran contingente de soldados romanos y guardias del Templo. Tras su arresto, Jesús se presentó ante el consejo judío para ser interrogado, primero por Anás y luego por Caifás, el sumo sacerdote en funciones. Por la mañana, los líderes judíos llevaron a Jesús ante el gobernador romano, Poncio Pilato, quien hizo preguntas inquisitivas sobre la identidad de Jesús. Pilato, persuadido por los líderes judíos, decidió crucificar a Jesús (</w:t>
       </w:r>
-      <w:hyperlink r:id="rId30">
-        <w:r>
-          <w:rPr>
-            <w:lang w:val="es_ES" w:bidi="es_ES"/>
-          </w:rPr>
-          <w:rPr>
-            <w:color w:val="0000EE"/>
-            <w:u w:val="single"/>
-          </w:rPr>
-          <w:t>cap 19</w:t>
-        </w:r>
-      </w:hyperlink>
+      <w:r>
+        <w:rPr>
+          <w:lang w:val="es_ES" w:bidi="es_ES"/>
+        </w:rPr>
+        <w:t>cap 19</w:t>
+      </w:r>
       <w:r>
         <w:rPr>
           <w:lang w:val="es_ES" w:bidi="es_ES"/>
@@ -747,90 +639,60 @@
         </w:rPr>
         <w:t>El clímax del Evangelio de Juan es la resurrección de Jesús de entre los muertos (</w:t>
       </w:r>
-      <w:hyperlink r:id="rId31">
-        <w:r>
-          <w:rPr>
-            <w:lang w:val="es_ES" w:bidi="es_ES"/>
-          </w:rPr>
-          <w:rPr>
-            <w:color w:val="0000EE"/>
-            <w:u w:val="single"/>
-          </w:rPr>
-          <w:t>cap 20</w:t>
-        </w:r>
-      </w:hyperlink>
+      <w:r>
+        <w:rPr>
+          <w:lang w:val="es_ES" w:bidi="es_ES"/>
+        </w:rPr>
+        <w:t>cap 20</w:t>
+      </w:r>
       <w:r>
         <w:rPr>
           <w:lang w:val="es_ES" w:bidi="es_ES"/>
         </w:rPr>
         <w:t>). Este evento inicia una serie de relatos dramáticos en los que Jesús se apareció a sus seguidores y los animó. Les dio el Espíritu Santo y los comisionó para representarlo ante el mundo. Jesús luego dio a sus discípulos sus órdenes de marcha (</w:t>
       </w:r>
-      <w:hyperlink r:id="rId32">
-        <w:r>
-          <w:rPr>
-            <w:lang w:val="es_ES" w:bidi="es_ES"/>
-          </w:rPr>
-          <w:rPr>
-            <w:color w:val="0000EE"/>
-            <w:u w:val="single"/>
-          </w:rPr>
-          <w:t>cap 21</w:t>
-        </w:r>
-      </w:hyperlink>
+      <w:r>
+        <w:rPr>
+          <w:lang w:val="es_ES" w:bidi="es_ES"/>
+        </w:rPr>
+        <w:t>cap 21</w:t>
+      </w:r>
       <w:r>
         <w:rPr>
           <w:lang w:val="es_ES" w:bidi="es_ES"/>
         </w:rPr>
         <w:t>). Les recordó su poder (</w:t>
       </w:r>
-      <w:hyperlink r:id="rId33">
-        <w:r>
-          <w:rPr>
-            <w:lang w:val="es_ES" w:bidi="es_ES"/>
-          </w:rPr>
-          <w:rPr>
-            <w:color w:val="0000EE"/>
-            <w:u w:val="single"/>
-          </w:rPr>
-          <w:t>21.1–14</w:t>
-        </w:r>
-      </w:hyperlink>
+      <w:r>
+        <w:rPr>
+          <w:lang w:val="es_ES" w:bidi="es_ES"/>
+        </w:rPr>
+        <w:t>21.1–14</w:t>
+      </w:r>
       <w:r>
         <w:rPr>
           <w:lang w:val="es_ES" w:bidi="es_ES"/>
         </w:rPr>
         <w:t>); reinstaló a Pedro, quien lo había negado (</w:t>
       </w:r>
-      <w:hyperlink r:id="rId34">
-        <w:r>
-          <w:rPr>
-            <w:lang w:val="es_ES" w:bidi="es_ES"/>
-          </w:rPr>
-          <w:rPr>
-            <w:color w:val="0000EE"/>
-            <w:u w:val="single"/>
-          </w:rPr>
-          <w:t>21.15–17</w:t>
-        </w:r>
-      </w:hyperlink>
+      <w:r>
+        <w:rPr>
+          <w:lang w:val="es_ES" w:bidi="es_ES"/>
+        </w:rPr>
+        <w:t>21.15–17</w:t>
+      </w:r>
       <w:r>
         <w:rPr>
           <w:lang w:val="es_ES" w:bidi="es_ES"/>
         </w:rPr>
         <w:t>); e instruyó a Pedro a seguirlo en su misión (</w:t>
       </w:r>
-      <w:hyperlink r:id="rId35">
-        <w:r>
-          <w:rPr>
-            <w:lang w:val="es_ES" w:bidi="es_ES"/>
-          </w:rPr>
-          <w:rPr>
-            <w:color w:val="0000EE"/>
-            <w:u w:val="single"/>
-          </w:rPr>
-          <w:t>21.18–19</w:t>
-        </w:r>
-      </w:hyperlink>
+      <w:r>
+        <w:rPr>
+          <w:lang w:val="es_ES" w:bidi="es_ES"/>
+        </w:rPr>
+        <w:t>21.18–19</w:t>
+      </w:r>
       <w:r>
         <w:rPr>
           <w:lang w:val="es_ES" w:bidi="es_ES"/>
@@ -862,126 +724,84 @@
         </w:rPr>
         <w:t xml:space="preserve">Al igual que los otros Evangelios, Juan no proporciona evidencia explícita sobre su autor, aunque la figura enigmática del “discípulo amado” proporciona pistas claras (ver </w:t>
       </w:r>
-      <w:hyperlink r:id="rId36">
-        <w:r>
-          <w:rPr>
-            <w:lang w:val="es_ES" w:bidi="es_ES"/>
-          </w:rPr>
-          <w:rPr>
-            <w:color w:val="0000EE"/>
-            <w:u w:val="single"/>
-          </w:rPr>
-          <w:t>13.23</w:t>
-        </w:r>
-      </w:hyperlink>
+      <w:r>
+        <w:rPr>
+          <w:lang w:val="es_ES" w:bidi="es_ES"/>
+        </w:rPr>
+        <w:t>13.23</w:t>
+      </w:r>
       <w:r>
         <w:rPr>
           <w:lang w:val="es_ES" w:bidi="es_ES"/>
         </w:rPr>
         <w:t xml:space="preserve">; </w:t>
       </w:r>
-      <w:hyperlink r:id="rId37">
-        <w:r>
-          <w:rPr>
-            <w:lang w:val="es_ES" w:bidi="es_ES"/>
-          </w:rPr>
-          <w:rPr>
-            <w:color w:val="0000EE"/>
-            <w:u w:val="single"/>
-          </w:rPr>
-          <w:t>19.26–27</w:t>
-        </w:r>
-      </w:hyperlink>
+      <w:r>
+        <w:rPr>
+          <w:lang w:val="es_ES" w:bidi="es_ES"/>
+        </w:rPr>
+        <w:t>19.26–27</w:t>
+      </w:r>
       <w:r>
         <w:rPr>
           <w:lang w:val="es_ES" w:bidi="es_ES"/>
         </w:rPr>
         <w:t xml:space="preserve">; </w:t>
       </w:r>
-      <w:hyperlink r:id="rId38">
-        <w:r>
-          <w:rPr>
-            <w:lang w:val="es_ES" w:bidi="es_ES"/>
-          </w:rPr>
-          <w:rPr>
-            <w:color w:val="0000EE"/>
-            <w:u w:val="single"/>
-          </w:rPr>
-          <w:t>20.2–10</w:t>
-        </w:r>
-      </w:hyperlink>
+      <w:r>
+        <w:rPr>
+          <w:lang w:val="es_ES" w:bidi="es_ES"/>
+        </w:rPr>
+        <w:t>20.2–10</w:t>
+      </w:r>
       <w:r>
         <w:rPr>
           <w:lang w:val="es_ES" w:bidi="es_ES"/>
         </w:rPr>
         <w:t xml:space="preserve">; </w:t>
       </w:r>
-      <w:hyperlink r:id="rId39">
-        <w:r>
-          <w:rPr>
-            <w:lang w:val="es_ES" w:bidi="es_ES"/>
-          </w:rPr>
-          <w:rPr>
-            <w:color w:val="0000EE"/>
-            <w:u w:val="single"/>
-          </w:rPr>
-          <w:t>21.7</w:t>
-        </w:r>
-      </w:hyperlink>
+      <w:r>
+        <w:rPr>
+          <w:lang w:val="es_ES" w:bidi="es_ES"/>
+        </w:rPr>
+        <w:t>21.7</w:t>
+      </w:r>
       <w:r>
         <w:rPr>
           <w:lang w:val="es_ES" w:bidi="es_ES"/>
         </w:rPr>
         <w:t xml:space="preserve">, </w:t>
       </w:r>
-      <w:hyperlink r:id="rId40">
-        <w:r>
-          <w:rPr>
-            <w:lang w:val="es_ES" w:bidi="es_ES"/>
-          </w:rPr>
-          <w:rPr>
-            <w:color w:val="0000EE"/>
-            <w:u w:val="single"/>
-          </w:rPr>
-          <w:t>20–24</w:t>
-        </w:r>
-      </w:hyperlink>
+      <w:r>
+        <w:rPr>
+          <w:lang w:val="es_ES" w:bidi="es_ES"/>
+        </w:rPr>
+        <w:t>20–24</w:t>
+      </w:r>
       <w:r>
         <w:rPr>
           <w:lang w:val="es_ES" w:bidi="es_ES"/>
         </w:rPr>
         <w:t>). El Evangelio de Juan debe estar conectado con esta persona, ya que se le identifica como la fuente ocular de este registro de la vida de Jesús (</w:t>
       </w:r>
-      <w:hyperlink r:id="rId15">
-        <w:r>
-          <w:rPr>
-            <w:lang w:val="es_ES" w:bidi="es_ES"/>
-          </w:rPr>
-          <w:rPr>
-            <w:color w:val="0000EE"/>
-            <w:u w:val="single"/>
-          </w:rPr>
-          <w:t>19.35</w:t>
-        </w:r>
-      </w:hyperlink>
+      <w:r>
+        <w:rPr>
+          <w:lang w:val="es_ES" w:bidi="es_ES"/>
+        </w:rPr>
+        <w:t>19.35</w:t>
+      </w:r>
       <w:r>
         <w:rPr>
           <w:lang w:val="es_ES" w:bidi="es_ES"/>
         </w:rPr>
         <w:t xml:space="preserve">; </w:t>
       </w:r>
-      <w:hyperlink r:id="rId40">
-        <w:r>
-          <w:rPr>
-            <w:lang w:val="es_ES" w:bidi="es_ES"/>
-          </w:rPr>
-          <w:rPr>
-            <w:color w:val="0000EE"/>
-            <w:u w:val="single"/>
-          </w:rPr>
-          <w:t>21.20–24</w:t>
-        </w:r>
-      </w:hyperlink>
+      <w:r>
+        <w:rPr>
+          <w:lang w:val="es_ES" w:bidi="es_ES"/>
+        </w:rPr>
+        <w:t>21.20–24</w:t>
+      </w:r>
       <w:r>
         <w:rPr>
           <w:lang w:val="es_ES" w:bidi="es_ES"/>
@@ -1015,54 +835,36 @@
         </w:rPr>
         <w:t xml:space="preserve">3.23). Juan fue uno de los Doce y, junto con Santiago (su hermano) y Pedro, formaba parte de un círculo íntimo alrededor de Jesús (ver por ejemplo, </w:t>
       </w:r>
-      <w:hyperlink r:id="rId41">
-        <w:r>
-          <w:rPr>
-            <w:lang w:val="es_ES" w:bidi="es_ES"/>
-          </w:rPr>
-          <w:rPr>
-            <w:color w:val="0000EE"/>
-            <w:u w:val="single"/>
-          </w:rPr>
-          <w:t>Mateo 26.36–37</w:t>
-        </w:r>
-      </w:hyperlink>
+      <w:r>
+        <w:rPr>
+          <w:lang w:val="es_ES" w:bidi="es_ES"/>
+        </w:rPr>
+        <w:t>Mateo 26.36–37</w:t>
+      </w:r>
       <w:r>
         <w:rPr>
           <w:lang w:val="es_ES" w:bidi="es_ES"/>
         </w:rPr>
         <w:t xml:space="preserve">, </w:t>
       </w:r>
-      <w:hyperlink r:id="rId42">
-        <w:r>
-          <w:rPr>
-            <w:lang w:val="es_ES" w:bidi="es_ES"/>
-          </w:rPr>
-          <w:rPr>
-            <w:color w:val="0000EE"/>
-            <w:u w:val="single"/>
-          </w:rPr>
-          <w:t>Marcos 5.37</w:t>
-        </w:r>
-      </w:hyperlink>
+      <w:r>
+        <w:rPr>
+          <w:lang w:val="es_ES" w:bidi="es_ES"/>
+        </w:rPr>
+        <w:t>Marcos 5.37</w:t>
+      </w:r>
       <w:r>
         <w:rPr>
           <w:lang w:val="es_ES" w:bidi="es_ES"/>
         </w:rPr>
         <w:t xml:space="preserve">; </w:t>
       </w:r>
-      <w:hyperlink r:id="rId43">
-        <w:r>
-          <w:rPr>
-            <w:lang w:val="es_ES" w:bidi="es_ES"/>
-          </w:rPr>
-          <w:rPr>
-            <w:color w:val="0000EE"/>
-            <w:u w:val="single"/>
-          </w:rPr>
-          <w:t>9.2</w:t>
-        </w:r>
-      </w:hyperlink>
+      <w:r>
+        <w:rPr>
+          <w:lang w:val="es_ES" w:bidi="es_ES"/>
+        </w:rPr>
+        <w:t>9.2</w:t>
+      </w:r>
       <w:r>
         <w:rPr>
           <w:lang w:val="es_ES" w:bidi="es_ES"/>
@@ -1121,54 +923,36 @@
         </w:rPr>
         <w:t xml:space="preserve"> es una palabra hebrea que significa "maestro" (</w:t>
       </w:r>
-      <w:hyperlink r:id="rId44">
-        <w:r>
-          <w:rPr>
-            <w:lang w:val="es_ES" w:bidi="es_ES"/>
-          </w:rPr>
-          <w:rPr>
-            <w:color w:val="0000EE"/>
-            <w:u w:val="single"/>
-          </w:rPr>
-          <w:t>1.38</w:t>
-        </w:r>
-      </w:hyperlink>
+      <w:r>
+        <w:rPr>
+          <w:lang w:val="es_ES" w:bidi="es_ES"/>
+        </w:rPr>
+        <w:t>1.38</w:t>
+      </w:r>
       <w:r>
         <w:rPr>
           <w:lang w:val="es_ES" w:bidi="es_ES"/>
         </w:rPr>
         <w:t>), y dio un nombre alternativo para el Mar de Galilea (</w:t>
       </w:r>
-      <w:hyperlink r:id="rId45">
-        <w:r>
-          <w:rPr>
-            <w:lang w:val="es_ES" w:bidi="es_ES"/>
-          </w:rPr>
-          <w:rPr>
-            <w:color w:val="0000EE"/>
-            <w:u w:val="single"/>
-          </w:rPr>
-          <w:t>6.1</w:t>
-        </w:r>
-      </w:hyperlink>
+      <w:r>
+        <w:rPr>
+          <w:lang w:val="es_ES" w:bidi="es_ES"/>
+        </w:rPr>
+        <w:t>6.1</w:t>
+      </w:r>
       <w:r>
         <w:rPr>
           <w:lang w:val="es_ES" w:bidi="es_ES"/>
         </w:rPr>
         <w:t>). Al mismo tiempo, Juan asumió que sus lectores estaban familiarizados con las tradiciones, conceptos y festivales judíos. Probablemente también estaban familiarizados con la historia básica presentada en el evangelio de Marcos. Por ejemplo, Juan se refiere al encarcelamiento de Juan el Bautista (</w:t>
       </w:r>
-      <w:hyperlink r:id="rId46">
-        <w:r>
-          <w:rPr>
-            <w:lang w:val="es_ES" w:bidi="es_ES"/>
-          </w:rPr>
-          <w:rPr>
-            <w:color w:val="0000EE"/>
-            <w:u w:val="single"/>
-          </w:rPr>
-          <w:t>3.24</w:t>
-        </w:r>
-      </w:hyperlink>
+      <w:r>
+        <w:rPr>
+          <w:lang w:val="es_ES" w:bidi="es_ES"/>
+        </w:rPr>
+        <w:t>3.24</w:t>
+      </w:r>
       <w:r>
         <w:rPr>
           <w:lang w:val="es_ES" w:bidi="es_ES"/>
@@ -1212,36 +996,24 @@
         </w:rPr>
         <w:t>” (</w:t>
       </w:r>
-      <w:hyperlink r:id="rId47">
-        <w:r>
-          <w:rPr>
-            <w:lang w:val="es_ES" w:bidi="es_ES"/>
-          </w:rPr>
-          <w:rPr>
-            <w:color w:val="0000EE"/>
-            <w:u w:val="single"/>
-          </w:rPr>
-          <w:t>1.5</w:t>
-        </w:r>
-      </w:hyperlink>
+      <w:r>
+        <w:rPr>
+          <w:lang w:val="es_ES" w:bidi="es_ES"/>
+        </w:rPr>
+        <w:t>1.5</w:t>
+      </w:r>
       <w:r>
         <w:rPr>
           <w:lang w:val="es_ES" w:bidi="es_ES"/>
         </w:rPr>
         <w:t>). La luz de Dios ha habitado el mundo: Cristo revela al Padre (</w:t>
       </w:r>
-      <w:hyperlink r:id="rId48">
-        <w:r>
-          <w:rPr>
-            <w:lang w:val="es_ES" w:bidi="es_ES"/>
-          </w:rPr>
-          <w:rPr>
-            <w:color w:val="0000EE"/>
-            <w:u w:val="single"/>
-          </w:rPr>
-          <w:t>14.9</w:t>
-        </w:r>
-      </w:hyperlink>
+      <w:r>
+        <w:rPr>
+          <w:lang w:val="es_ES" w:bidi="es_ES"/>
+        </w:rPr>
+        <w:t>14.9</w:t>
+      </w:r>
       <w:r>
         <w:rPr>
           <w:lang w:val="es_ES" w:bidi="es_ES"/>
@@ -1260,18 +1032,12 @@
         </w:rPr>
         <w:t>” (</w:t>
       </w:r>
-      <w:hyperlink r:id="rId49">
-        <w:r>
-          <w:rPr>
-            <w:lang w:val="es_ES" w:bidi="es_ES"/>
-          </w:rPr>
-          <w:rPr>
-            <w:color w:val="0000EE"/>
-            <w:u w:val="single"/>
-          </w:rPr>
-          <w:t>1.4</w:t>
-        </w:r>
-      </w:hyperlink>
+      <w:r>
+        <w:rPr>
+          <w:lang w:val="es_ES" w:bidi="es_ES"/>
+        </w:rPr>
+        <w:t>1.4</w:t>
+      </w:r>
       <w:r>
         <w:rPr>
           <w:lang w:val="es_ES" w:bidi="es_ES"/>
@@ -1292,72 +1058,48 @@
         </w:rPr>
         <w:t>Adoración y el Espíritu. La adoración debe realizarse “en espíritu y en verdad” (</w:t>
       </w:r>
-      <w:hyperlink r:id="rId50">
-        <w:r>
-          <w:rPr>
-            <w:lang w:val="es_ES" w:bidi="es_ES"/>
-          </w:rPr>
-          <w:rPr>
-            <w:color w:val="0000EE"/>
-            <w:u w:val="single"/>
-          </w:rPr>
-          <w:t>4.24</w:t>
-        </w:r>
-      </w:hyperlink>
+      <w:r>
+        <w:rPr>
+          <w:lang w:val="es_ES" w:bidi="es_ES"/>
+        </w:rPr>
+        <w:t>4.24</w:t>
+      </w:r>
       <w:r>
         <w:rPr>
           <w:lang w:val="es_ES" w:bidi="es_ES"/>
         </w:rPr>
         <w:t>), energizada e informada por el Espíritu de Dios. Nicodemo tenía que nacer de “agua y Espíritu” para entrar en el Reino de Dios (</w:t>
       </w:r>
-      <w:hyperlink r:id="rId51">
-        <w:r>
-          <w:rPr>
-            <w:lang w:val="es_ES" w:bidi="es_ES"/>
-          </w:rPr>
-          <w:rPr>
-            <w:color w:val="0000EE"/>
-            <w:u w:val="single"/>
-          </w:rPr>
-          <w:t>3.5</w:t>
-        </w:r>
-      </w:hyperlink>
+      <w:r>
+        <w:rPr>
+          <w:lang w:val="es_ES" w:bidi="es_ES"/>
+        </w:rPr>
+        <w:t>3.5</w:t>
+      </w:r>
       <w:r>
         <w:rPr>
           <w:lang w:val="es_ES" w:bidi="es_ES"/>
         </w:rPr>
         <w:t>). En Galilea, después de alimentar a los 5000, Jesús le dijo a la multitud que el pan vivo está disponible en su cuerpo, que iba a ser sacrificado. Les instruyó que consumieran su cuerpo y sangre, simbólico de la Santa Cena (</w:t>
       </w:r>
-      <w:hyperlink r:id="rId52">
-        <w:r>
-          <w:rPr>
-            <w:lang w:val="es_ES" w:bidi="es_ES"/>
-          </w:rPr>
-          <w:rPr>
-            <w:color w:val="0000EE"/>
-            <w:u w:val="single"/>
-          </w:rPr>
-          <w:t>6.51–59</w:t>
-        </w:r>
-      </w:hyperlink>
+      <w:r>
+        <w:rPr>
+          <w:lang w:val="es_ES" w:bidi="es_ES"/>
+        </w:rPr>
+        <w:t>6.51–59</w:t>
+      </w:r>
       <w:r>
         <w:rPr>
           <w:lang w:val="es_ES" w:bidi="es_ES"/>
         </w:rPr>
         <w:t xml:space="preserve">). Sin embargo, la adoración que se centra solo en los elementos individuales y no está acompañada por el Espíritu de Dios no vale nada (ver </w:t>
       </w:r>
-      <w:hyperlink r:id="rId53">
-        <w:r>
-          <w:rPr>
-            <w:lang w:val="es_ES" w:bidi="es_ES"/>
-          </w:rPr>
-          <w:rPr>
-            <w:color w:val="0000EE"/>
-            <w:u w:val="single"/>
-          </w:rPr>
-          <w:t>6.63</w:t>
-        </w:r>
-      </w:hyperlink>
+      <w:r>
+        <w:rPr>
+          <w:lang w:val="es_ES" w:bidi="es_ES"/>
+        </w:rPr>
+        <w:t>6.63</w:t>
+      </w:r>
       <w:r>
         <w:rPr>
           <w:lang w:val="es_ES" w:bidi="es_ES"/>
@@ -1378,156 +1120,102 @@
         </w:rPr>
         <w:t>Jesucristo. Juan registró las descripciones de Jesús sobre su naturaleza, origen y relación con el Padre. Jesús afirmó su unidad con el Padre (</w:t>
       </w:r>
-      <w:hyperlink r:id="rId54">
-        <w:r>
-          <w:rPr>
-            <w:lang w:val="es_ES" w:bidi="es_ES"/>
-          </w:rPr>
-          <w:rPr>
-            <w:color w:val="0000EE"/>
-            <w:u w:val="single"/>
-          </w:rPr>
-          <w:t>10.30</w:t>
-        </w:r>
-      </w:hyperlink>
+      <w:r>
+        <w:rPr>
+          <w:lang w:val="es_ES" w:bidi="es_ES"/>
+        </w:rPr>
+        <w:t>10.30</w:t>
+      </w:r>
       <w:r>
         <w:rPr>
           <w:lang w:val="es_ES" w:bidi="es_ES"/>
         </w:rPr>
         <w:t xml:space="preserve">; </w:t>
       </w:r>
-      <w:hyperlink r:id="rId55">
-        <w:r>
-          <w:rPr>
-            <w:lang w:val="es_ES" w:bidi="es_ES"/>
-          </w:rPr>
-          <w:rPr>
-            <w:color w:val="0000EE"/>
-            <w:u w:val="single"/>
-          </w:rPr>
-          <w:t>14.9–10</w:t>
-        </w:r>
-      </w:hyperlink>
+      <w:r>
+        <w:rPr>
+          <w:lang w:val="es_ES" w:bidi="es_ES"/>
+        </w:rPr>
+        <w:t>14.9–10</w:t>
+      </w:r>
       <w:r>
         <w:rPr>
           <w:lang w:val="es_ES" w:bidi="es_ES"/>
         </w:rPr>
         <w:t>) y su unidad de propósito (</w:t>
       </w:r>
-      <w:hyperlink r:id="rId56">
-        <w:r>
-          <w:rPr>
-            <w:lang w:val="es_ES" w:bidi="es_ES"/>
-          </w:rPr>
-          <w:rPr>
-            <w:color w:val="0000EE"/>
-            <w:u w:val="single"/>
-          </w:rPr>
-          <w:t>5.17</w:t>
-        </w:r>
-      </w:hyperlink>
+      <w:r>
+        <w:rPr>
+          <w:lang w:val="es_ES" w:bidi="es_ES"/>
+        </w:rPr>
+        <w:t>5.17</w:t>
+      </w:r>
       <w:r>
         <w:rPr>
           <w:lang w:val="es_ES" w:bidi="es_ES"/>
         </w:rPr>
         <w:t xml:space="preserve">; </w:t>
       </w:r>
-      <w:hyperlink r:id="rId57">
-        <w:r>
-          <w:rPr>
-            <w:lang w:val="es_ES" w:bidi="es_ES"/>
-          </w:rPr>
-          <w:rPr>
-            <w:color w:val="0000EE"/>
-            <w:u w:val="single"/>
-          </w:rPr>
-          <w:t>8.42</w:t>
-        </w:r>
-      </w:hyperlink>
+      <w:r>
+        <w:rPr>
+          <w:lang w:val="es_ES" w:bidi="es_ES"/>
+        </w:rPr>
+        <w:t>8.42</w:t>
+      </w:r>
       <w:r>
         <w:rPr>
           <w:lang w:val="es_ES" w:bidi="es_ES"/>
         </w:rPr>
         <w:t>), así como su distinción personal (</w:t>
       </w:r>
-      <w:hyperlink r:id="rId58">
-        <w:r>
-          <w:rPr>
-            <w:lang w:val="es_ES" w:bidi="es_ES"/>
-          </w:rPr>
-          <w:rPr>
-            <w:color w:val="0000EE"/>
-            <w:u w:val="single"/>
-          </w:rPr>
-          <w:t>14.28</w:t>
-        </w:r>
-      </w:hyperlink>
+      <w:r>
+        <w:rPr>
+          <w:lang w:val="es_ES" w:bidi="es_ES"/>
+        </w:rPr>
+        <w:t>14.28</w:t>
+      </w:r>
       <w:r>
         <w:rPr>
           <w:lang w:val="es_ES" w:bidi="es_ES"/>
         </w:rPr>
         <w:t xml:space="preserve">; </w:t>
       </w:r>
-      <w:hyperlink r:id="rId59">
-        <w:r>
-          <w:rPr>
-            <w:lang w:val="es_ES" w:bidi="es_ES"/>
-          </w:rPr>
-          <w:rPr>
-            <w:color w:val="0000EE"/>
-            <w:u w:val="single"/>
-          </w:rPr>
-          <w:t>17.1–5</w:t>
-        </w:r>
-      </w:hyperlink>
+      <w:r>
+        <w:rPr>
+          <w:lang w:val="es_ES" w:bidi="es_ES"/>
+        </w:rPr>
+        <w:t>17.1–5</w:t>
+      </w:r>
       <w:r>
         <w:rPr>
           <w:lang w:val="es_ES" w:bidi="es_ES"/>
         </w:rPr>
         <w:t xml:space="preserve">). Jesús incluso usó el mismo título ("Yo Soy") que Dios usó para sí mismo en el Antiguo Testamento, afirmando así su propia deidad (ver </w:t>
       </w:r>
-      <w:hyperlink r:id="rId60">
-        <w:r>
-          <w:rPr>
-            <w:lang w:val="es_ES" w:bidi="es_ES"/>
-          </w:rPr>
-          <w:rPr>
-            <w:color w:val="0000EE"/>
-            <w:u w:val="single"/>
-          </w:rPr>
-          <w:t>8.58</w:t>
-        </w:r>
-      </w:hyperlink>
+      <w:r>
+        <w:rPr>
+          <w:lang w:val="es_ES" w:bidi="es_ES"/>
+        </w:rPr>
+        <w:t>8.58</w:t>
+      </w:r>
       <w:r>
         <w:rPr>
           <w:lang w:val="es_ES" w:bidi="es_ES"/>
         </w:rPr>
         <w:t xml:space="preserve">; </w:t>
       </w:r>
-      <w:hyperlink r:id="rId61">
-        <w:r>
-          <w:rPr>
-            <w:lang w:val="es_ES" w:bidi="es_ES"/>
-          </w:rPr>
-          <w:rPr>
-            <w:color w:val="0000EE"/>
-            <w:u w:val="single"/>
-          </w:rPr>
-          <w:t xml:space="preserve">18.4–5, </w:t>
-        </w:r>
-      </w:hyperlink>
-      <w:hyperlink r:id="rId62">
-        <w:r>
-          <w:rPr>
-            <w:lang w:val="es_ES" w:bidi="es_ES"/>
-          </w:rPr>
-          <w:rPr>
-            <w:color w:val="0000EE"/>
-            <w:u w:val="single"/>
-          </w:rPr>
-          <w:t>Éxodo 3.13–14</w:t>
-        </w:r>
-      </w:hyperlink>
+      <w:r>
+        <w:rPr>
+          <w:lang w:val="es_ES" w:bidi="es_ES"/>
+        </w:rPr>
+        <w:t xml:space="preserve">18.4–5, </w:t>
+      </w:r>
+      <w:r>
+        <w:rPr>
+          <w:lang w:val="es_ES" w:bidi="es_ES"/>
+        </w:rPr>
+        <w:t>Éxodo 3.13–14</w:t>
+      </w:r>
       <w:r>
         <w:rPr>
           <w:lang w:val="es_ES" w:bidi="es_ES"/>
@@ -1548,90 +1236,60 @@
         </w:rPr>
         <w:t>El Espíritu Santo. El Evangelio de Juan subraya la obra del Espíritu Santo como una característica central de la experiencia humana de Jesús (</w:t>
       </w:r>
-      <w:hyperlink r:id="rId63">
-        <w:r>
-          <w:rPr>
-            <w:lang w:val="es_ES" w:bidi="es_ES"/>
-          </w:rPr>
-          <w:rPr>
-            <w:color w:val="0000EE"/>
-            <w:u w:val="single"/>
-          </w:rPr>
-          <w:t>caps 4</w:t>
-        </w:r>
-      </w:hyperlink>
+      <w:r>
+        <w:rPr>
+          <w:lang w:val="es_ES" w:bidi="es_ES"/>
+        </w:rPr>
+        <w:t>caps 4</w:t>
+      </w:r>
       <w:r>
         <w:rPr>
           <w:lang w:val="es_ES" w:bidi="es_ES"/>
         </w:rPr>
         <w:t xml:space="preserve">, </w:t>
       </w:r>
-      <w:hyperlink r:id="rId64">
-        <w:r>
-          <w:rPr>
-            <w:lang w:val="es_ES" w:bidi="es_ES"/>
-          </w:rPr>
-          <w:rPr>
-            <w:color w:val="0000EE"/>
-            <w:u w:val="single"/>
-          </w:rPr>
-          <w:t>7</w:t>
-        </w:r>
-      </w:hyperlink>
+      <w:r>
+        <w:rPr>
+          <w:lang w:val="es_ES" w:bidi="es_ES"/>
+        </w:rPr>
+        <w:t>7</w:t>
+      </w:r>
       <w:r>
         <w:rPr>
           <w:lang w:val="es_ES" w:bidi="es_ES"/>
         </w:rPr>
         <w:t xml:space="preserve">) y de nuestras vidas (caps </w:t>
       </w:r>
-      <w:hyperlink r:id="rId65">
-        <w:r>
-          <w:rPr>
-            <w:lang w:val="es_ES" w:bidi="es_ES"/>
-          </w:rPr>
-          <w:rPr>
-            <w:color w:val="0000EE"/>
-            <w:u w:val="single"/>
-          </w:rPr>
-          <w:t>3</w:t>
-        </w:r>
-      </w:hyperlink>
+      <w:r>
+        <w:rPr>
+          <w:lang w:val="es_ES" w:bidi="es_ES"/>
+        </w:rPr>
+        <w:t>3</w:t>
+      </w:r>
       <w:r>
         <w:rPr>
           <w:lang w:val="es_ES" w:bidi="es_ES"/>
         </w:rPr>
         <w:t xml:space="preserve">, </w:t>
       </w:r>
-      <w:hyperlink r:id="rId66">
-        <w:r>
-          <w:rPr>
-            <w:lang w:val="es_ES" w:bidi="es_ES"/>
-          </w:rPr>
-          <w:rPr>
-            <w:color w:val="0000EE"/>
-            <w:u w:val="single"/>
-          </w:rPr>
-          <w:t>14</w:t>
-        </w:r>
-      </w:hyperlink>
+      <w:r>
+        <w:rPr>
+          <w:lang w:val="es_ES" w:bidi="es_ES"/>
+        </w:rPr>
+        <w:t>14</w:t>
+      </w:r>
       <w:r>
         <w:rPr>
           <w:lang w:val="es_ES" w:bidi="es_ES"/>
         </w:rPr>
         <w:t xml:space="preserve">, y </w:t>
       </w:r>
-      <w:hyperlink r:id="rId67">
-        <w:r>
-          <w:rPr>
-            <w:lang w:val="es_ES" w:bidi="es_ES"/>
-          </w:rPr>
-          <w:rPr>
-            <w:color w:val="0000EE"/>
-            <w:u w:val="single"/>
-          </w:rPr>
-          <w:t>16</w:t>
-        </w:r>
-      </w:hyperlink>
+      <w:r>
+        <w:rPr>
+          <w:lang w:val="es_ES" w:bidi="es_ES"/>
+        </w:rPr>
+        <w:t>16</w:t>
+      </w:r>
       <w:r>
         <w:rPr>
           <w:lang w:val="es_ES" w:bidi="es_ES"/>
@@ -1652,90 +1310,60 @@
         </w:rPr>
         <w:t>La Misión de la Iglesia. Dios envió a Jesús al mundo (</w:t>
       </w:r>
-      <w:hyperlink r:id="rId68">
-        <w:r>
-          <w:rPr>
-            <w:lang w:val="es_ES" w:bidi="es_ES"/>
-          </w:rPr>
-          <w:rPr>
-            <w:color w:val="0000EE"/>
-            <w:u w:val="single"/>
-          </w:rPr>
-          <w:t>8.18</w:t>
-        </w:r>
-      </w:hyperlink>
+      <w:r>
+        <w:rPr>
+          <w:lang w:val="es_ES" w:bidi="es_ES"/>
+        </w:rPr>
+        <w:t>8.18</w:t>
+      </w:r>
       <w:r>
         <w:rPr>
           <w:lang w:val="es_ES" w:bidi="es_ES"/>
         </w:rPr>
         <w:t>) para proclamar su gloria y testificar la buena nueva de la redención. Después de su partida, el Hijo continuó esta misión a través del Espíritu (</w:t>
       </w:r>
-      <w:hyperlink r:id="rId69">
-        <w:r>
-          <w:rPr>
-            <w:lang w:val="es_ES" w:bidi="es_ES"/>
-          </w:rPr>
-          <w:rPr>
-            <w:color w:val="0000EE"/>
-            <w:u w:val="single"/>
-          </w:rPr>
-          <w:t>16.5–11</w:t>
-        </w:r>
-      </w:hyperlink>
+      <w:r>
+        <w:rPr>
+          <w:lang w:val="es_ES" w:bidi="es_ES"/>
+        </w:rPr>
+        <w:t>16.5–11</w:t>
+      </w:r>
       <w:r>
         <w:rPr>
           <w:lang w:val="es_ES" w:bidi="es_ES"/>
         </w:rPr>
         <w:t>), que a su vez llenaría la iglesia y capacitaría a los creyentes para cumplir la misión de Jesús en el mundo (</w:t>
       </w:r>
-      <w:hyperlink r:id="rId70">
-        <w:r>
-          <w:rPr>
-            <w:lang w:val="es_ES" w:bidi="es_ES"/>
-          </w:rPr>
-          <w:rPr>
-            <w:color w:val="0000EE"/>
-            <w:u w:val="single"/>
-          </w:rPr>
-          <w:t>20.20–23,</w:t>
-        </w:r>
-      </w:hyperlink>
+      <w:r>
+        <w:rPr>
+          <w:lang w:val="es_ES" w:bidi="es_ES"/>
+        </w:rPr>
+        <w:t>20.20–23,</w:t>
+      </w:r>
       <w:r>
         <w:rPr>
           <w:lang w:val="es_ES" w:bidi="es_ES"/>
         </w:rPr>
         <w:t xml:space="preserve"> </w:t>
       </w:r>
-      <w:hyperlink r:id="rId71">
-        <w:r>
-          <w:rPr>
-            <w:lang w:val="es_ES" w:bidi="es_ES"/>
-          </w:rPr>
-          <w:rPr>
-            <w:color w:val="0000EE"/>
-            <w:u w:val="single"/>
-          </w:rPr>
-          <w:t>Mateo 28.18–20,</w:t>
-        </w:r>
-      </w:hyperlink>
+      <w:r>
+        <w:rPr>
+          <w:lang w:val="es_ES" w:bidi="es_ES"/>
+        </w:rPr>
+        <w:t>Mateo 28.18–20,</w:t>
+      </w:r>
       <w:r>
         <w:rPr>
           <w:lang w:val="es_ES" w:bidi="es_ES"/>
         </w:rPr>
         <w:t xml:space="preserve"> </w:t>
       </w:r>
-      <w:hyperlink r:id="rId72">
-        <w:r>
-          <w:rPr>
-            <w:lang w:val="es_ES" w:bidi="es_ES"/>
-          </w:rPr>
-          <w:rPr>
-            <w:color w:val="0000EE"/>
-            <w:u w:val="single"/>
-          </w:rPr>
-          <w:t>Hechos 1.7–8</w:t>
-        </w:r>
-      </w:hyperlink>
+      <w:r>
+        <w:rPr>
+          <w:lang w:val="es_ES" w:bidi="es_ES"/>
+        </w:rPr>
+        <w:t>Hechos 1.7–8</w:t>
+      </w:r>
       <w:r>
         <w:rPr>
           <w:lang w:val="es_ES" w:bidi="es_ES"/>
@@ -1756,18 +1384,12 @@
         </w:rPr>
         <w:t xml:space="preserve">Los Tiempos Finales. Los primeros cristianos anticipaban el regreso de Cristo, y Juan afirma esta anticipación. Sin embargo, mientras tanto, los creyentes pueden experimentar la tan anhelada presencia de Jesús por medio del Espíritu Santo. El anuncio de Jesús sobre la venida del Espíritu hace eco del lenguaje de su propia segunda venida (ver </w:t>
       </w:r>
-      <w:hyperlink r:id="rId73">
-        <w:r>
-          <w:rPr>
-            <w:lang w:val="es_ES" w:bidi="es_ES"/>
-          </w:rPr>
-          <w:rPr>
-            <w:color w:val="0000EE"/>
-            <w:u w:val="single"/>
-          </w:rPr>
-          <w:t>14.15–26</w:t>
-        </w:r>
-      </w:hyperlink>
+      <w:r>
+        <w:rPr>
+          <w:lang w:val="es_ES" w:bidi="es_ES"/>
+        </w:rPr>
+        <w:t>14.15–26</w:t>
+      </w:r>
       <w:r>
         <w:rPr>
           <w:lang w:val="es_ES" w:bidi="es_ES"/>
